--- a/creches-parana/10_revisao_parecer/Submissao_RPD_revisao/3_Resposta_ao_parecer.docx
+++ b/creches-parana/10_revisao_parecer/Submissao_RPD_revisao/3_Resposta_ao_parecer.docx
@@ -177,6 +177,18 @@
               <w:t>A nova nota caracteriza o critério como simulação contrafactual da distribuição que se observaria na ausência da regra adotada e detalha a comparabilidade: mesmas 300 unidades e 399 municípios, população de zero a quatro anos do Censo 2022, arredondamento pelo maior resto, sem PCM, faixas, cotas, tetos ou etapa prévia. Como a versão de maio inclui as 43 unidades da etapa prévia, anteriores ao índice, a nota informa o resultado com essas unidades mantidas (152 municípios) e o caráter estático da simulação.</w:t>
             </w:r>
           </w:p>
+          <w:p>
+            <w:pPr>
+              <w:spacing w:after="60" w:line="240" w:lineRule="auto"/>
+            </w:pPr>
+            <w:r>
+              <w:rPr>
+                <w:b w:val="0"/>
+                <w:sz w:val="19"/>
+              </w:rPr>
+              <w:t>A primeira lição da seção 5 retoma esse contrafactual para mostrar que índice e regra de conversão decidem juntos o resultado territorial.</w:t>
+            </w:r>
+          </w:p>
         </w:tc>
         <w:tc>
           <w:tcPr>
@@ -192,7 +204,7 @@
                 <w:b w:val="0"/>
                 <w:sz w:val="19"/>
               </w:rPr>
-              <w:t>Seção 4.2, último parágrafo; nota 8</w:t>
+              <w:t>Seção 4.2, último parágrafo; nota 8; seção 5, lição 1</w:t>
             </w:r>
           </w:p>
         </w:tc>
@@ -232,7 +244,7 @@
                 <w:b w:val="0"/>
                 <w:sz w:val="19"/>
               </w:rPr>
-              <w:t>A seção 3.4 agora declara que os pesos decorreram de decisão discricionária da gestão pública: a equipe técnica os fixou e o CEDCA/PR os aprovou com o estudo e o ranqueamento. Não foram estimados a partir dos dados nem extraídos de critério de focalização previamente validado.</w:t>
+              <w:t>Os pesos seguem o critério de focalização social dos atos que regem o programa, coerente com a estratégia 1.2 do Plano Nacional de Educação. Esses atos priorizam a vulnerabilidade e a demanda e não fixam valores numéricos. A equipe técnica da Casa Civil converteu o critério nos pesos 2, 1 e 2, sem estimação estatística, e a análise de sensibilidade mede o efeito dessa escolha. A seção 3.4 agora explicita essa base.</w:t>
             </w:r>
           </w:p>
           <w:p>
@@ -244,7 +256,7 @@
                 <w:b w:val="0"/>
                 <w:sz w:val="19"/>
               </w:rPr>
-              <w:t>Fundamentação teórica: classificação dos pesos normativos (Decancq e Lugo, 2013, referência acrescentada), o Handbook da OCDE/JRC (2008, p. 31), o foco da Lei nº 21.870/2023 nas crianças em situação de vulnerabilidade social e a evidência da seção 2.2.</w:t>
+              <w:t>A Deliberação nº 60/2023 do CEDCA/PR incumbiu a SEDEF de definir e ordenar por prioridade as localidades de maior vulnerabilidade, risco social e elevada demanda para a educação infantil. A Lei nº 21.870/2023 destina o programa às crianças em situação de vulnerabilidade, e a estratégia 1.2 do Plano Nacional de Educação previu reduzir a menos de 10% a diferença de frequência à creche entre o quinto de renda mais alto e o mais baixo.</w:t>
             </w:r>
           </w:p>
           <w:p>
@@ -256,7 +268,7 @@
                 <w:b w:val="0"/>
                 <w:sz w:val="19"/>
               </w:rPr>
-              <w:t>Fundamentação técnica, explicitada como verificação a posteriori: a correlação fraca entre os fatores (0,02 a 0,23) torna pouco informativos pesos de análise fatorial (OECD; JRC, 2008, p. 32, 89), e a variação do fator demográfico vem sobretudo da mortalidade infantil, instável nos municípios pequenos.</w:t>
+              <w:t>A demanda priorizada aparece sobretudo na lacuna de vagas, que o fator educacional mede, e o retorno do acesso à creche é maior entre as famílias pobres (seção 2.2). Por isso, os fatores educacional e socioeconômico recebem peso 2, e o demográfico, que capta a pressão potencial da demanda por indicadores indiretos, peso 1. Os pesos foram aplicados no ranqueamento que o CEDCA/PR aprovou com o estudo, e a Deliberação nº 25/2024 registra que o estudo considerou os dados de vulnerabilidade, risco social e elevada demanda para a educação infantil. Na classificação de Decancq e Lugo (2013, referência acrescentada), trata-se de ponderação normativa, que o manual da OCDE e do JRC admite para refletir prioridades de política, lembrando que, qualquer que seja o método, os pesos expressam juízos de valor (OECD; JRC, 2008, p. 31).</w:t>
             </w:r>
           </w:p>
           <w:p>
@@ -268,7 +280,19 @@
                 <w:b w:val="0"/>
                 <w:sz w:val="19"/>
               </w:rPr>
-              <w:t>A análise de sensibilidade passou a medir o efeito sobre a seleção: com pesos iguais, peso 3 no fator socioeconômico, normalização por percentis ou retirada da mortalidade infantil, a correlação de postos fica entre 0,93 e 0,97, e de 138 a 146 dos 157 municípios selecionados nas faixas menores se mantêm.</w:t>
+              <w:t>A seção 3.4 acrescenta dois argumentos técnicos, verificados a posteriori. Com correlação fraca entre os fatores (0,02 a 0,23), pesos de análise fatorial seriam pouco informativos (OECD; JRC, 2008, p. 32, 89). A variação do fator demográfico vem sobretudo da mortalidade infantil, instável nos municípios pequenos, e a qualidade dos dados, que o manual admite com ressalvas como base de ponderação (OECD; JRC, 2008, p. 32), corrobora o peso menor desse fator.</w:t>
+            </w:r>
+          </w:p>
+          <w:p>
+            <w:pPr>
+              <w:spacing w:after="60" w:line="240" w:lineRule="auto"/>
+            </w:pPr>
+            <w:r>
+              <w:rPr>
+                <w:b w:val="0"/>
+                <w:sz w:val="19"/>
+              </w:rPr>
+              <w:t>A análise de sensibilidade passou a medir o efeito sobre a seleção. Com pesos iguais, peso 3 no fator socioeconômico, normalização por percentis ou retirada da mortalidade infantil, a correlação de postos fica entre 0,93 e 0,97, e de 138 a 146 dos 157 municípios selecionados nas faixas menores se mantêm; as trocas envolvem municípios a menos de sete centésimos das linhas de corte. A variante com peso 3 no fator socioeconômico, ainda mais focalizada na vulnerabilidade, foi a que as planilhas de março e maio usaram na faixa de 20 a 70 mil habitantes; nessa faixa, 26 dos 27 contemplados coincidem com os de maior PCM (seção 4.2).</w:t>
             </w:r>
           </w:p>
         </w:tc>
@@ -287,7 +311,7 @@
                 <w:b w:val="0"/>
                 <w:sz w:val="19"/>
               </w:rPr>
-              <w:t>Seção 3.4, dois parágrafos após a Figura 3 e parágrafo após o Mapa 4; Referências</w:t>
+              <w:t>Seção 3.4, dois parágrafos após a Figura 3 e parágrafo após o Mapa 4; seção 4.2; Referências</w:t>
             </w:r>
           </w:p>
         </w:tc>

--- a/creches-parana/10_revisao_parecer/Submissao_RPD_revisao/3_Resposta_ao_parecer.docx
+++ b/creches-parana/10_revisao_parecer/Submissao_RPD_revisao/3_Resposta_ao_parecer.docx
@@ -162,7 +162,7 @@
                 <w:b w:val="0"/>
                 <w:sz w:val="19"/>
               </w:rPr>
-              <w:t>Incluímos, ao fim da seção 4.2, um parágrafo que compara a versão de maio de 2024, aprovada pelo CEDCA/PR, com o critério apenas populacional: 258 contra 147 municípios contemplados, 6 contra 37 unidades em Curitiba, 28% contra 13% das unidades nos 80 municípios de maior PCM e 89% contra 85% das crianças de zero a quatro anos em municípios contemplados. O parágrafo registra também a versão de março, anterior à redistribuição (224 municípios, 82% das crianças).</w:t>
+              <w:t>Como o artigo está no limite de 22 páginas, levamos o detalhamento para uma nota técnica de duas páginas, incluída no material suplementar (Nota_tecnica_analise_contrafactual). Ela caracteriza o critério apenas populacional como simulação contrafactual da distribuição que se observaria na ausência da regra adotada, isto é, sem o PCM e sua conversão em unidades. Descreve a construção da simulação (as mesmas 300 unidades repartidas entre os 399 municípios em proporção à população de zero a quatro anos do Censo 2022, pelo maior resto, sem PCM, faixas, cotas, tetos ou etapa prévia) e as condições de comparabilidade, inclusive o tratamento das 43 unidades da etapa prévia, anteriores ao índice, e a diferença de faixa etária na população usada pela versão adotada. Traz ainda uma tabela que compara as versões de março e maio de 2024 com o contrafactual e com a variante que mantém as 43 unidades, e discute os limites da inferência.</w:t>
             </w:r>
           </w:p>
           <w:p>
@@ -174,19 +174,7 @@
                 <w:b w:val="0"/>
                 <w:sz w:val="19"/>
               </w:rPr>
-              <w:t>A nova nota caracteriza o critério como simulação contrafactual da distribuição que se observaria na ausência da regra adotada e detalha a comparabilidade: mesmas 300 unidades e 399 municípios, população de zero a quatro anos do Censo 2022, arredondamento pelo maior resto, sem PCM, faixas, cotas, tetos ou etapa prévia. Como a versão de maio inclui as 43 unidades da etapa prévia, anteriores ao índice, a nota informa o resultado com essas unidades mantidas (152 municípios) e o caráter estático da simulação.</w:t>
-            </w:r>
-          </w:p>
-          <w:p>
-            <w:pPr>
-              <w:spacing w:after="60" w:line="240" w:lineRule="auto"/>
-            </w:pPr>
-            <w:r>
-              <w:rPr>
-                <w:b w:val="0"/>
-                <w:sz w:val="19"/>
-              </w:rPr>
-              <w:t>A primeira lição da seção 5 retoma esse contrafactual para mostrar que índice e regra de conversão decidem juntos o resultado territorial.</w:t>
+              <w:t>No artigo, o último parágrafo da seção 4.2 apresenta os resultados principais (258 contra 147 municípios; 28% contra 13% das unidades nos 80 municípios de maior PCM; 89% contra 85% das crianças de zero a quatro anos em municípios contemplados), e a nota 8 caracteriza a simulação e remete à nota técnica. A primeira e a segunda lições da seção 5 retomam o contrafactual.</w:t>
             </w:r>
           </w:p>
         </w:tc>
@@ -204,7 +192,7 @@
                 <w:b w:val="0"/>
                 <w:sz w:val="19"/>
               </w:rPr>
-              <w:t>Seção 4.2, último parágrafo; nota 8; seção 5, lição 1</w:t>
+              <w:t>Material suplementar, nota técnica; seção 4.2, último parágrafo e nota 8; seção 5, lições 1 e 2</w:t>
             </w:r>
           </w:p>
         </w:tc>
@@ -244,7 +232,7 @@
                 <w:b w:val="0"/>
                 <w:sz w:val="19"/>
               </w:rPr>
-              <w:t>Os pesos seguem o critério de focalização social dos atos que regem o programa, coerente com a estratégia 1.2 do Plano Nacional de Educação. Esses atos priorizam a vulnerabilidade e a demanda e não fixam valores numéricos. A equipe técnica da Casa Civil converteu o critério nos pesos 2, 1 e 2, sem estimação estatística, e a análise de sensibilidade mede o efeito dessa escolha. A seção 3.4 agora explicita essa base.</w:t>
+              <w:t>A ponderação responde à focalização do programa. Os atos que o regem priorizam a vulnerabilidade e a demanda, e a equipe técnica da Casa Civil converteu essa prioridade nos pesos 2, 1 e 2, sem estimação estatística; trata-se de ponderação normativa orientada por critério de focalização social, cujo efeito a análise de sensibilidade verifica. A seção 3.4 agora explicita essa resposta e seus fundamentos. Como o programa constrói creches para crianças em situação de vulnerabilidade (Lei nº 21.870/2023), os pilares ligados diretamente a esse objeto recebem peso 2. O educacional mede a lacuna de vagas que a obra preenche, e o socioeconômico, a vulnerabilidade das famílias, entre as quais o retorno do acesso à creche é maior (seção 2.2).</w:t>
             </w:r>
           </w:p>
           <w:p>
@@ -256,7 +244,7 @@
                 <w:b w:val="0"/>
                 <w:sz w:val="19"/>
               </w:rPr>
-              <w:t>A Deliberação nº 60/2023 do CEDCA/PR incumbiu a SEDEF de definir e ordenar por prioridade as localidades de maior vulnerabilidade, risco social e elevada demanda para a educação infantil. A Lei nº 21.870/2023 destina o programa às crianças em situação de vulnerabilidade, e a estratégia 1.2 do Plano Nacional de Educação previu reduzir a menos de 10% a diferença de frequência à creche entre o quinto de renda mais alto e o mais baixo.</w:t>
+              <w:t>O demográfico tem perspectiva transversal, pois a pressão da demanda que ele mede se relaciona com as outras duas dimensões sem medir diretamente a lacuna de vagas nem a vulnerabilidade. Com peso 1, permanece no índice sem desequilibrá-lo nem diluir a focalização nos pilares ligados ao objeto.</w:t>
             </w:r>
           </w:p>
           <w:p>
@@ -268,7 +256,7 @@
                 <w:b w:val="0"/>
                 <w:sz w:val="19"/>
               </w:rPr>
-              <w:t>A demanda priorizada aparece sobretudo na lacuna de vagas, que o fator educacional mede, e o retorno do acesso à creche é maior entre as famílias pobres (seção 2.2). Por isso, os fatores educacional e socioeconômico recebem peso 2, e o demográfico, que capta a pressão potencial da demanda por indicadores indiretos, peso 1. Os pesos foram aplicados no ranqueamento que o CEDCA/PR aprovou com o estudo, e a Deliberação nº 25/2024 registra que o estudo considerou os dados de vulnerabilidade, risco social e elevada demanda para a educação infantil. Na classificação de Decancq e Lugo (2013, referência acrescentada), trata-se de ponderação normativa, que o manual da OCDE e do JRC admite para refletir prioridades de política, lembrando que, qualquer que seja o método, os pesos expressam juízos de valor (OECD; JRC, 2008, p. 31).</w:t>
+              <w:t>A orientação é coerente com a Deliberação nº 60/2023 do CEDCA/PR, que incumbiu a SEDEF de definir e priorizar as localidades de maior vulnerabilidade, risco social e elevada demanda para a educação infantil, e com a estratégia 1.2 do Plano Nacional de Educação, que fixou a redução da desigualdade de frequência à creche entre os quintos de renda. Esses atos não fixam valores numéricos; os pesos foram definidos pela equipe técnica da Casa Civil, autora do estudo (Resolução SEDEF nº 219/2024, art. 2º), e aplicados no ranqueamento que o CEDCA/PR aprovou (Deliberação nº 25/2024). Na classificação de Decancq e Lugo (2013, referência acrescentada), trata-se de ponderação normativa, sem estimação estatística, que o manual da OCDE e do JRC admite para refletir prioridades de política (OECD; JRC, 2008, p. 31).</w:t>
             </w:r>
           </w:p>
           <w:p>
@@ -280,7 +268,7 @@
                 <w:b w:val="0"/>
                 <w:sz w:val="19"/>
               </w:rPr>
-              <w:t>A seção 3.4 acrescenta dois argumentos técnicos, verificados a posteriori. Com correlação fraca entre os fatores (0,02 a 0,23), pesos de análise fatorial seriam pouco informativos (OECD; JRC, 2008, p. 32, 89). A variação do fator demográfico vem sobretudo da mortalidade infantil, instável nos municípios pequenos, e a qualidade dos dados, que o manual admite com ressalvas como base de ponderação (OECD; JRC, 2008, p. 32), corrobora o peso menor desse fator.</w:t>
+              <w:t>A seção 3.4 acrescenta dois argumentos técnicos, verificados a posteriori. Com correlação fraca entre os fatores (0,02 a 0,23), pesos de análise fatorial seriam pouco informativos (OECD; JRC, 2008, p. 32, 89). A qualidade dos dados, que o manual admite com ressalvas como base de ponderação (OECD; JRC, 2008, p. 32), também desaconselha peso maior ao fator demográfico, cuja variação vem sobretudo da mortalidade infantil, instável nos municípios pequenos.</w:t>
             </w:r>
           </w:p>
           <w:p>
@@ -407,7 +395,7 @@
                 <w:b w:val="0"/>
                 <w:sz w:val="19"/>
               </w:rPr>
-              <w:t>Lição 1: os números formam um único exemplo. Um município com o PCM médio do estado (0,48) seria contemplado na faixa de 5 a 20 mil habitantes, com corte em 0,469, e ficaria como suplente na de até 5 mil, com corte em 0,513; entre os 30 maiores, o índice apenas pondera a população. O exemplo se liga aos resultados da regra: de 224 para 258 municípios entre versões com o mesmo índice, e 147 no critério populacional.</w:t>
+              <w:t>As três lições seguem agora a mesma ordem: a tese, o resultado que a sustenta, com a seção ou tabela de origem, e a inferência.</w:t>
             </w:r>
           </w:p>
           <w:p>
@@ -419,7 +407,7 @@
                 <w:b w:val="0"/>
                 <w:sz w:val="19"/>
               </w:rPr>
-              <w:t>Lição 2: apoia-se nas correlações entre os fatores (seção 3.4) e na Tabela 5.</w:t>
+              <w:t>Lição 1: os números passam a formar três comparações, todas com as mesmas 300 unidades. A versão aprovada contemplou 258 municípios, contra 147 no contrafactual populacional (seção 4.2). Entre março e maio, com o mesmo índice, a redução dos tetos e a redistribuição de 38 unidades elevaram os contemplados de 224 para 258 (seção 4.1). No bloco 3, um município com o PCM médio do estado, 0,48, seria contemplado na faixa de 5 a 20 mil habitantes, com corte em 0,469, e suplente na de até 5 mil, com corte em 0,513; os cortes passaram a constar também da seção 4.1. A inferência é que o resultado territorial depende também da regra de conversão, que exige a mesma documentação que o índice.</w:t>
             </w:r>
           </w:p>
           <w:p>
@@ -431,7 +419,19 @@
                 <w:b w:val="0"/>
                 <w:sz w:val="19"/>
               </w:rPr>
-              <w:t>Lição 3: foi desdobrada em frases curtas e liga a inferência ao que a reconstrução das planilhas mostrou: onde a decisão seguiu o índice e onde os ajustes posteriores passaram à frente de suplentes com PCM maior.</w:t>
+              <w:t>Lição 2: as correlações de 0,02 a 0,23 entre os fatores (seção 3.4) mostram que cada setor acrescenta informação própria; o comportamento oposto dos fatores educacional e socioeconômico por porte (Tabela 5) mostra que um índice de um só setor deslocaria a alocação para um extremo de porte; e a queda de 28% para 13% das unidades nos 80 municípios de maior PCM no contrafactual mostra o que se perde sem o índice.</w:t>
+            </w:r>
+          </w:p>
+          <w:p>
+            <w:pPr>
+              <w:spacing w:after="60" w:line="240" w:lineRule="auto"/>
+            </w:pPr>
+            <w:r>
+              <w:rPr>
+                <w:b w:val="0"/>
+                <w:sz w:val="19"/>
+              </w:rPr>
+              <w:t>Lição 3: o período longo foi desdobrado em frases curtas. No bloco 3, a seleção segue a ordem do PCM, e menos de um centésimo separa o último contemplado do primeiro suplente. Os 35 municípios que entraram em maio passaram à frente de suplentes com PCM maior. Confrontar a lista publicada com o estudo e as planilhas permite, assim, separar o que decorre do índice do que decorre de ajustes posteriores.</w:t>
             </w:r>
           </w:p>
         </w:tc>
@@ -582,7 +582,7 @@
         <w:rPr>
           <w:sz w:val="21"/>
         </w:rPr>
-        <w:t>Material suplementar atualizado com as mesmas correções: Tabelas 2, 3, 6 e 7, Figura 4, Mapa 3, arquivo consolidado, planilha editável das tabelas e planilha de dados de construção do PCM.</w:t>
+        <w:t>Material suplementar atualizado com as mesmas correções: Tabelas 2, 3, 6 e 7, Figura 4, Mapa 3, arquivo consolidado, planilha editável das tabelas e planilha de dados de construção do PCM. Incluímos a nota técnica da análise contrafactual (ponto 1).</w:t>
       </w:r>
     </w:p>
     <w:p>
